--- a/corpus/synthetic/symbol-fonts__002.docx
+++ b/corpus/synthetic/symbol-fonts__002.docx
@@ -4,7 +4,10 @@
   <w:body>
     <w:p>
       <w:r>
-        <w:sym w:font="Wingdings 2" w:char="F045"/>
+        <w:t>New</w:t>
+      </w:r>
+      <w:r>
+        <w:sym w:font="Wingdings 2" w:char="F054"/>
       </w:r>
     </w:p>
     <w:sectPr>
